--- a/example/render/architecture.docx
+++ b/example/render/architecture.docx
@@ -1,6 +1,6 @@
 
 <file path=word/document.xml><?xml version="1.0" encoding="utf-8"?>
-<w:document xmlns:w="http://schemas.openxmlformats.org/wordprocessingml/2006/main">
+<w:document xmlns:w="http://schemas.openxmlformats.org/wordprocessingml/2006/main" xmlns:r="http://schemas.openxmlformats.org/officeDocument/2006/relationships" xmlns:wp="http://schemas.openxmlformats.org/drawingml/2006/wordprocessingDrawing" xmlns:a="http://schemas.openxmlformats.org/drawingml/2006/main" xmlns:pic="http://schemas.openxmlformats.org/drawingml/2006/picture" xmlns:wpg="http://schemas.microsoft.com/office/word/2010/wordprocessingGroup" xmlns:wps="http://schemas.microsoft.com/office/word/2010/wordprocessingShape" xmlns:mc="http://schemas.openxmlformats.org/markup-compatibility/2006" mc:Ignorable="wpg wps">
   <w:body>
     <w:p>
       <w:pPr>
@@ -18,6 +18,1790 @@
     <w:p>
       <w:r>
         <w:t xml:space="preserve">Generated by archtrace from model/model.json. This document is a build output; edit the model, not this file.</w:t>
+      </w:r>
+    </w:p>
+    <w:p>
+      <w:pPr>
+        <w:pStyle w:val="Heading1"/>
+      </w:pPr>
+      <w:r>
+        <w:t xml:space="preserve">System Context</w:t>
+      </w:r>
+    </w:p>
+    <w:p>
+      <w:pPr>
+        <w:jc w:val="left"/>
+      </w:pPr>
+      <w:r>
+        <w:drawing>
+          <wp:inline distT="0" distB="0" distL="0" distR="0">
+            <wp:extent cx="6399999" cy="1542295"/>
+            <wp:effectExtent l="0" t="0" r="0" b="0"/>
+            <wp:docPr id="1000" name="System Context"/>
+            <wp:cNvGraphicFramePr/>
+            <a:graphic>
+              <a:graphicData uri="http://schemas.microsoft.com/office/word/2010/wordprocessingGroup">
+                <wpg:wgp>
+                  <wpg:cNvGrpSpPr/>
+                  <wpg:grpSpPr>
+                    <a:xfrm>
+                      <a:off x="0" y="0"/>
+                      <a:ext cx="6399999" cy="1542295"/>
+                      <a:chOff x="0" y="0"/>
+                      <a:chExt cx="11620500" cy="2800350"/>
+                    </a:xfrm>
+                  </wpg:grpSpPr>
+                  <wps:wsp>
+                    <wps:cNvPr id="1001" name="p_dit-&gt;s_ingest"/>
+                    <wps:cNvSpPr/>
+                    <wps:spPr>
+                      <a:xfrm>
+                        <a:off x="2152650" y="495300"/>
+                        <a:ext cx="838200" cy="1"/>
+                      </a:xfrm>
+                      <a:prstGeom prst="straightConnector1">
+                        <a:avLst/>
+                      </a:prstGeom>
+                      <a:noFill/>
+                      <a:ln w="12700" cap="flat">
+                        <a:solidFill>
+                          <a:srgbClr val="33415C"/>
+                        </a:solidFill>
+                        <a:prstDash val="dash"/>
+                        <a:tailEnd type="triangle" w="med" len="med"/>
+                      </a:ln>
+                    </wps:spPr>
+                  </wps:wsp>
+                  <wps:wsp>
+                    <wps:cNvPr id="1002" name="s_ingest-&gt;s_mam"/>
+                    <wps:cNvSpPr/>
+                    <wps:spPr>
+                      <a:xfrm>
+                        <a:off x="5200650" y="752475"/>
+                        <a:ext cx="3886200" cy="914400"/>
+                      </a:xfrm>
+                      <a:prstGeom prst="straightConnector1">
+                        <a:avLst/>
+                      </a:prstGeom>
+                      <a:noFill/>
+                      <a:ln w="12700" cap="flat">
+                        <a:solidFill>
+                          <a:srgbClr val="33415C"/>
+                        </a:solidFill>
+                        <a:prstDash val="dash"/>
+                        <a:tailEnd type="triangle" w="med" len="med"/>
+                      </a:ln>
+                    </wps:spPr>
+                  </wps:wsp>
+                  <wps:wsp>
+                    <wps:cNvPr id="1003" name="p_dit"/>
+                    <wps:cNvSpPr/>
+                    <wps:spPr>
+                      <a:xfrm>
+                        <a:off x="0" y="0"/>
+                        <a:ext cx="2095500" cy="990600"/>
+                      </a:xfrm>
+                      <a:prstGeom prst="roundRect">
+                        <a:avLst/>
+                      </a:prstGeom>
+                      <a:solidFill>
+                        <a:srgbClr val="DBE4F0"/>
+                      </a:solidFill>
+                      <a:ln w="19050" cap="flat">
+                        <a:solidFill>
+                          <a:srgbClr val="33415C"/>
+                        </a:solidFill>
+                      </a:ln>
+                    </wps:spPr>
+                    <wps:txbx>
+                      <w:txbxContent>
+                        <w:p>
+                          <w:pPr>
+                            <w:spacing w:before="0" w:after="0" w:line="240" w:lineRule="auto"/>
+                            <w:jc w:val="center"/>
+                          </w:pPr>
+                          <w:r>
+                            <w:rPr>
+                              <w:b/>
+                              <w:color w:val="16202E"/>
+                              <w:sz w:val="20"/>
+                              <w:szCs w:val="20"/>
+                            </w:rPr>
+                            <w:t xml:space="preserve">DIT / Data Wrangler</w:t>
+                          </w:r>
+                        </w:p>
+                        <w:p>
+                          <w:pPr>
+                            <w:spacing w:before="0" w:after="0" w:line="240" w:lineRule="auto"/>
+                            <w:jc w:val="center"/>
+                          </w:pPr>
+                          <w:r>
+                            <w:rPr>
+                              <w:color w:val="16202E"/>
+                              <w:sz w:val="16"/>
+                              <w:szCs w:val="16"/>
+                            </w:rPr>
+                            <w:t xml:space="preserve">Loads cards at the cart.</w:t>
+                          </w:r>
+                        </w:p>
+                      </w:txbxContent>
+                    </wps:txbx>
+                    <wps:bodyPr rot="0" vertOverflow="overflow" horzOverflow="overflow" wrap="square" lIns="27432" tIns="18288" rIns="27432" bIns="18288" anchor="ctr" anchorCtr="1">
+                      <a:noAutofit/>
+                    </wps:bodyPr>
+                  </wps:wsp>
+                  <wps:wsp>
+                    <wps:cNvPr id="1004" name="grounding-S"/>
+                    <wps:cNvSpPr/>
+                    <wps:spPr>
+                      <a:xfrm>
+                        <a:off x="1876425" y="47625"/>
+                        <a:ext cx="171450" cy="171450"/>
+                      </a:xfrm>
+                      <a:prstGeom prst="ellipse">
+                        <a:avLst/>
+                      </a:prstGeom>
+                      <a:solidFill>
+                        <a:srgbClr val="2F6B4F"/>
+                      </a:solidFill>
+                      <a:ln w="12700" cap="flat">
+                        <a:solidFill>
+                          <a:srgbClr val="2F6B4F"/>
+                        </a:solidFill>
+                      </a:ln>
+                    </wps:spPr>
+                    <wps:txbx>
+                      <w:txbxContent>
+                        <w:p>
+                          <w:pPr>
+                            <w:spacing w:before="0" w:after="0" w:line="240" w:lineRule="auto"/>
+                            <w:jc w:val="center"/>
+                          </w:pPr>
+                          <w:r>
+                            <w:rPr>
+                              <w:b/>
+                              <w:color w:val="FFFFFF"/>
+                              <w:sz w:val="14"/>
+                              <w:szCs w:val="14"/>
+                            </w:rPr>
+                            <w:t xml:space="preserve">S</w:t>
+                          </w:r>
+                        </w:p>
+                      </w:txbxContent>
+                    </wps:txbx>
+                    <wps:bodyPr rot="0" vertOverflow="overflow" horzOverflow="overflow" wrap="none" lIns="0" tIns="0" rIns="0" bIns="0" anchor="ctr" anchorCtr="1">
+                      <a:noAutofit/>
+                    </wps:bodyPr>
+                  </wps:wsp>
+                  <wps:wsp>
+                    <wps:cNvPr id="1005" name="s_ingest"/>
+                    <wps:cNvSpPr/>
+                    <wps:spPr>
+                      <a:xfrm>
+                        <a:off x="3048000" y="0"/>
+                        <a:ext cx="2095500" cy="990600"/>
+                      </a:xfrm>
+                      <a:prstGeom prst="roundRect">
+                        <a:avLst/>
+                      </a:prstGeom>
+                      <a:solidFill>
+                        <a:srgbClr val="C7D7EE"/>
+                      </a:solidFill>
+                      <a:ln w="19050" cap="flat">
+                        <a:solidFill>
+                          <a:srgbClr val="33415C"/>
+                        </a:solidFill>
+                      </a:ln>
+                    </wps:spPr>
+                    <wps:txbx>
+                      <w:txbxContent>
+                        <w:p>
+                          <w:pPr>
+                            <w:spacing w:before="0" w:after="0" w:line="240" w:lineRule="auto"/>
+                            <w:jc w:val="center"/>
+                          </w:pPr>
+                          <w:r>
+                            <w:rPr>
+                              <w:b/>
+                              <w:color w:val="16202E"/>
+                              <w:sz w:val="20"/>
+                              <w:szCs w:val="20"/>
+                            </w:rPr>
+                            <w:t xml:space="preserve">Dailies Ingest</w:t>
+                          </w:r>
+                        </w:p>
+                        <w:p>
+                          <w:pPr>
+                            <w:spacing w:before="0" w:after="0" w:line="240" w:lineRule="auto"/>
+                            <w:jc w:val="center"/>
+                          </w:pPr>
+                          <w:r>
+                            <w:rPr>
+                              <w:b/>
+                              <w:color w:val="16202E"/>
+                              <w:sz w:val="20"/>
+                              <w:szCs w:val="20"/>
+                            </w:rPr>
+                            <w:t xml:space="preserve">Platform</w:t>
+                          </w:r>
+                        </w:p>
+                        <w:p>
+                          <w:pPr>
+                            <w:spacing w:before="0" w:after="0" w:line="240" w:lineRule="auto"/>
+                            <w:jc w:val="center"/>
+                          </w:pPr>
+                          <w:r>
+                            <w:rPr>
+                              <w:color w:val="16202E"/>
+                              <w:sz w:val="16"/>
+                              <w:szCs w:val="16"/>
+                            </w:rPr>
+                            <w:t xml:space="preserve">Ingests, buffers and hands</w:t>
+                          </w:r>
+                        </w:p>
+                        <w:p>
+                          <w:pPr>
+                            <w:spacing w:before="0" w:after="0" w:line="240" w:lineRule="auto"/>
+                            <w:jc w:val="center"/>
+                          </w:pPr>
+                          <w:r>
+                            <w:rPr>
+                              <w:color w:val="16202E"/>
+                              <w:sz w:val="16"/>
+                              <w:szCs w:val="16"/>
+                            </w:rPr>
+                            <w:t xml:space="preserve">off dailies.</w:t>
+                          </w:r>
+                        </w:p>
+                      </w:txbxContent>
+                    </wps:txbx>
+                    <wps:bodyPr rot="0" vertOverflow="overflow" horzOverflow="overflow" wrap="square" lIns="27432" tIns="18288" rIns="27432" bIns="18288" anchor="ctr" anchorCtr="1">
+                      <a:noAutofit/>
+                    </wps:bodyPr>
+                  </wps:wsp>
+                  <wps:wsp>
+                    <wps:cNvPr id="1006" name="grounding-S"/>
+                    <wps:cNvSpPr/>
+                    <wps:spPr>
+                      <a:xfrm>
+                        <a:off x="4924425" y="47625"/>
+                        <a:ext cx="171450" cy="171450"/>
+                      </a:xfrm>
+                      <a:prstGeom prst="ellipse">
+                        <a:avLst/>
+                      </a:prstGeom>
+                      <a:solidFill>
+                        <a:srgbClr val="2F6B4F"/>
+                      </a:solidFill>
+                      <a:ln w="12700" cap="flat">
+                        <a:solidFill>
+                          <a:srgbClr val="2F6B4F"/>
+                        </a:solidFill>
+                      </a:ln>
+                    </wps:spPr>
+                    <wps:txbx>
+                      <w:txbxContent>
+                        <w:p>
+                          <w:pPr>
+                            <w:spacing w:before="0" w:after="0" w:line="240" w:lineRule="auto"/>
+                            <w:jc w:val="center"/>
+                          </w:pPr>
+                          <w:r>
+                            <w:rPr>
+                              <w:b/>
+                              <w:color w:val="FFFFFF"/>
+                              <w:sz w:val="14"/>
+                              <w:szCs w:val="14"/>
+                            </w:rPr>
+                            <w:t xml:space="preserve">S</w:t>
+                          </w:r>
+                        </w:p>
+                      </w:txbxContent>
+                    </wps:txbx>
+                    <wps:bodyPr rot="0" vertOverflow="overflow" horzOverflow="overflow" wrap="none" lIns="0" tIns="0" rIns="0" bIns="0" anchor="ctr" anchorCtr="1">
+                      <a:noAutofit/>
+                    </wps:bodyPr>
+                  </wps:wsp>
+                  <wps:wsp>
+                    <wps:cNvPr id="1007" name="s_mam"/>
+                    <wps:cNvSpPr/>
+                    <wps:spPr>
+                      <a:xfrm>
+                        <a:off x="9144000" y="1428750"/>
+                        <a:ext cx="2095500" cy="990600"/>
+                      </a:xfrm>
+                      <a:prstGeom prst="roundRect">
+                        <a:avLst/>
+                      </a:prstGeom>
+                      <a:solidFill>
+                        <a:srgbClr val="E4E4E4"/>
+                      </a:solidFill>
+                      <a:ln w="19050" cap="flat">
+                        <a:solidFill>
+                          <a:srgbClr val="33415C"/>
+                        </a:solidFill>
+                      </a:ln>
+                    </wps:spPr>
+                    <wps:txbx>
+                      <w:txbxContent>
+                        <w:p>
+                          <w:pPr>
+                            <w:spacing w:before="0" w:after="0" w:line="240" w:lineRule="auto"/>
+                            <w:jc w:val="center"/>
+                          </w:pPr>
+                          <w:r>
+                            <w:rPr>
+                              <w:b/>
+                              <w:color w:val="16202E"/>
+                              <w:sz w:val="20"/>
+                              <w:szCs w:val="20"/>
+                            </w:rPr>
+                            <w:t xml:space="preserve">Existing MAM</w:t>
+                          </w:r>
+                        </w:p>
+                        <w:p>
+                          <w:pPr>
+                            <w:spacing w:before="0" w:after="0" w:line="240" w:lineRule="auto"/>
+                            <w:jc w:val="center"/>
+                          </w:pPr>
+                          <w:r>
+                            <w:rPr>
+                              <w:color w:val="16202E"/>
+                              <w:sz w:val="16"/>
+                              <w:szCs w:val="16"/>
+                            </w:rPr>
+                            <w:t xml:space="preserve">Incumbent asset manager;</w:t>
+                          </w:r>
+                        </w:p>
+                        <w:p>
+                          <w:pPr>
+                            <w:spacing w:before="0" w:after="0" w:line="240" w:lineRule="auto"/>
+                            <w:jc w:val="center"/>
+                          </w:pPr>
+                          <w:r>
+                            <w:rPr>
+                              <w:color w:val="16202E"/>
+                              <w:sz w:val="16"/>
+                              <w:szCs w:val="16"/>
+                            </w:rPr>
+                            <w:t xml:space="preserve">not being replaced.</w:t>
+                          </w:r>
+                        </w:p>
+                      </w:txbxContent>
+                    </wps:txbx>
+                    <wps:bodyPr rot="0" vertOverflow="overflow" horzOverflow="overflow" wrap="square" lIns="27432" tIns="18288" rIns="27432" bIns="18288" anchor="ctr" anchorCtr="1">
+                      <a:noAutofit/>
+                    </wps:bodyPr>
+                  </wps:wsp>
+                  <wps:wsp>
+                    <wps:cNvPr id="1008" name="grounding-E"/>
+                    <wps:cNvSpPr/>
+                    <wps:spPr>
+                      <a:xfrm>
+                        <a:off x="11020425" y="1476375"/>
+                        <a:ext cx="171450" cy="171450"/>
+                      </a:xfrm>
+                      <a:prstGeom prst="ellipse">
+                        <a:avLst/>
+                      </a:prstGeom>
+                      <a:solidFill>
+                        <a:srgbClr val="5A5A5A"/>
+                      </a:solidFill>
+                      <a:ln w="12700" cap="flat">
+                        <a:solidFill>
+                          <a:srgbClr val="5A5A5A"/>
+                        </a:solidFill>
+                      </a:ln>
+                    </wps:spPr>
+                    <wps:txbx>
+                      <w:txbxContent>
+                        <w:p>
+                          <w:pPr>
+                            <w:spacing w:before="0" w:after="0" w:line="240" w:lineRule="auto"/>
+                            <w:jc w:val="center"/>
+                          </w:pPr>
+                          <w:r>
+                            <w:rPr>
+                              <w:b/>
+                              <w:color w:val="FFFFFF"/>
+                              <w:sz w:val="14"/>
+                              <w:szCs w:val="14"/>
+                            </w:rPr>
+                            <w:t xml:space="preserve">E</w:t>
+                          </w:r>
+                        </w:p>
+                      </w:txbxContent>
+                    </wps:txbx>
+                    <wps:bodyPr rot="0" vertOverflow="overflow" horzOverflow="overflow" wrap="none" lIns="0" tIns="0" rIns="0" bIns="0" anchor="ctr" anchorCtr="1">
+                      <a:noAutofit/>
+                    </wps:bodyPr>
+                  </wps:wsp>
+                </wpg:wgp>
+              </a:graphicData>
+            </a:graphic>
+          </wp:inline>
+        </w:drawing>
+      </w:r>
+    </w:p>
+    <w:p>
+      <w:r>
+        <w:t xml:space="preserve">Grounding: S satisfies a confirmed requirement · D derived · T standard · E existing · A assumption. A view that is all S is the suspicious one.</w:t>
+      </w:r>
+    </w:p>
+    <w:p>
+      <w:pPr>
+        <w:pStyle w:val="Heading1"/>
+      </w:pPr>
+      <w:r>
+        <w:t xml:space="preserve">Containers</w:t>
+      </w:r>
+    </w:p>
+    <w:p>
+      <w:pPr>
+        <w:jc w:val="left"/>
+      </w:pPr>
+      <w:r>
+        <w:drawing>
+          <wp:inline distT="0" distB="0" distL="0" distR="0">
+            <wp:extent cx="6399999" cy="3116065"/>
+            <wp:effectExtent l="0" t="0" r="0" b="0"/>
+            <wp:docPr id="2000" name="Containers"/>
+            <wp:cNvGraphicFramePr/>
+            <a:graphic>
+              <a:graphicData uri="http://schemas.microsoft.com/office/word/2010/wordprocessingGroup">
+                <wpg:wgp>
+                  <wpg:cNvGrpSpPr/>
+                  <wpg:grpSpPr>
+                    <a:xfrm>
+                      <a:off x="0" y="0"/>
+                      <a:ext cx="6399999" cy="3116065"/>
+                      <a:chOff x="0" y="0"/>
+                      <a:chExt cx="11620500" cy="5657850"/>
+                    </a:xfrm>
+                  </wpg:grpSpPr>
+                  <wps:wsp>
+                    <wps:cNvPr id="2001" name="p_dit-&gt;c_edge"/>
+                    <wps:cNvSpPr/>
+                    <wps:spPr>
+                      <a:xfrm>
+                        <a:off x="2152650" y="1009650"/>
+                        <a:ext cx="838200" cy="400050"/>
+                      </a:xfrm>
+                      <a:prstGeom prst="straightConnector1">
+                        <a:avLst/>
+                      </a:prstGeom>
+                      <a:noFill/>
+                      <a:ln w="12700" cap="flat">
+                        <a:solidFill>
+                          <a:srgbClr val="33415C"/>
+                        </a:solidFill>
+                        <a:prstDash val="dash"/>
+                        <a:tailEnd type="triangle" w="med" len="med"/>
+                      </a:ln>
+                    </wps:spPr>
+                  </wps:wsp>
+                  <wps:wsp>
+                    <wps:cNvPr id="2002" name="c_edge-&gt;c_api"/>
+                    <wps:cNvSpPr/>
+                    <wps:spPr>
+                      <a:xfrm>
+                        <a:off x="4095750" y="2476500"/>
+                        <a:ext cx="1" cy="323850"/>
+                      </a:xfrm>
+                      <a:prstGeom prst="straightConnector1">
+                        <a:avLst/>
+                      </a:prstGeom>
+                      <a:noFill/>
+                      <a:ln w="12700" cap="flat">
+                        <a:solidFill>
+                          <a:srgbClr val="33415C"/>
+                        </a:solidFill>
+                        <a:prstDash val="dash"/>
+                        <a:tailEnd type="triangle" w="med" len="med"/>
+                      </a:ln>
+                    </wps:spPr>
+                  </wps:wsp>
+                  <wps:wsp>
+                    <wps:cNvPr id="2003" name="c_api-&gt;c_queue"/>
+                    <wps:cNvSpPr/>
+                    <wps:spPr>
+                      <a:xfrm>
+                        <a:off x="5200650" y="3352800"/>
+                        <a:ext cx="838200" cy="1"/>
+                      </a:xfrm>
+                      <a:prstGeom prst="straightConnector1">
+                        <a:avLst/>
+                      </a:prstGeom>
+                      <a:noFill/>
+                      <a:ln w="12700" cap="flat">
+                        <a:solidFill>
+                          <a:srgbClr val="33415C"/>
+                        </a:solidFill>
+                        <a:prstDash val="dash"/>
+                        <a:tailEnd type="triangle" w="med" len="med"/>
+                      </a:ln>
+                    </wps:spPr>
+                  </wps:wsp>
+                  <wps:wsp>
+                    <wps:cNvPr id="2004" name="c_api-&gt;c_audit"/>
+                    <wps:cNvSpPr/>
+                    <wps:spPr>
+                      <a:xfrm>
+                        <a:off x="4095750" y="3905250"/>
+                        <a:ext cx="1" cy="323850"/>
+                      </a:xfrm>
+                      <a:prstGeom prst="straightConnector1">
+                        <a:avLst/>
+                      </a:prstGeom>
+                      <a:noFill/>
+                      <a:ln w="12700" cap="flat">
+                        <a:solidFill>
+                          <a:srgbClr val="33415C"/>
+                        </a:solidFill>
+                        <a:prstDash val="dash"/>
+                        <a:tailEnd type="triangle" w="med" len="med"/>
+                      </a:ln>
+                    </wps:spPr>
+                  </wps:wsp>
+                  <wps:wsp>
+                    <wps:cNvPr id="2005" name="c_api-&gt;c_prefetch"/>
+                    <wps:cNvSpPr/>
+                    <wps:spPr>
+                      <a:xfrm flipH="1">
+                        <a:off x="2152650" y="3352800"/>
+                        <a:ext cx="838200" cy="1"/>
+                      </a:xfrm>
+                      <a:prstGeom prst="straightConnector1">
+                        <a:avLst/>
+                      </a:prstGeom>
+                      <a:noFill/>
+                      <a:ln w="12700" cap="flat">
+                        <a:solidFill>
+                          <a:srgbClr val="33415C"/>
+                        </a:solidFill>
+                        <a:prstDash val="dash"/>
+                        <a:tailEnd type="triangle" w="med" len="med"/>
+                      </a:ln>
+                    </wps:spPr>
+                  </wps:wsp>
+                  <wps:wsp>
+                    <wps:cNvPr id="2006" name="c_api-&gt;c_telemetry"/>
+                    <wps:cNvSpPr/>
+                    <wps:spPr>
+                      <a:xfrm flipH="1">
+                        <a:off x="2152650" y="3867150"/>
+                        <a:ext cx="838200" cy="400050"/>
+                      </a:xfrm>
+                      <a:prstGeom prst="straightConnector1">
+                        <a:avLst/>
+                      </a:prstGeom>
+                      <a:noFill/>
+                      <a:ln w="12700" cap="flat">
+                        <a:solidFill>
+                          <a:srgbClr val="33415C"/>
+                        </a:solidFill>
+                        <a:prstDash val="dash"/>
+                        <a:tailEnd type="triangle" w="med" len="med"/>
+                      </a:ln>
+                    </wps:spPr>
+                  </wps:wsp>
+                  <wps:wsp>
+                    <wps:cNvPr id="2007" name="c_queue-&gt;c_worker"/>
+                    <wps:cNvSpPr/>
+                    <wps:spPr>
+                      <a:xfrm>
+                        <a:off x="7143750" y="3905250"/>
+                        <a:ext cx="1" cy="323850"/>
+                      </a:xfrm>
+                      <a:prstGeom prst="straightConnector1">
+                        <a:avLst/>
+                      </a:prstGeom>
+                      <a:noFill/>
+                      <a:ln w="12700" cap="flat">
+                        <a:solidFill>
+                          <a:srgbClr val="33415C"/>
+                        </a:solidFill>
+                        <a:prstDash val="dash"/>
+                        <a:tailEnd type="triangle" w="med" len="med"/>
+                      </a:ln>
+                    </wps:spPr>
+                  </wps:wsp>
+                  <wps:wsp>
+                    <wps:cNvPr id="2008" name="c_worker-&gt;s_mam"/>
+                    <wps:cNvSpPr/>
+                    <wps:spPr>
+                      <a:xfrm flipV="1">
+                        <a:off x="7734300" y="2476500"/>
+                        <a:ext cx="1866900" cy="1752600"/>
+                      </a:xfrm>
+                      <a:prstGeom prst="straightConnector1">
+                        <a:avLst/>
+                      </a:prstGeom>
+                      <a:noFill/>
+                      <a:ln w="12700" cap="flat">
+                        <a:solidFill>
+                          <a:srgbClr val="33415C"/>
+                        </a:solidFill>
+                        <a:prstDash val="dash"/>
+                        <a:tailEnd type="triangle" w="med" len="med"/>
+                      </a:ln>
+                    </wps:spPr>
+                  </wps:wsp>
+                  <wps:wsp>
+                    <wps:cNvPr id="2009" name="p_dit"/>
+                    <wps:cNvSpPr/>
+                    <wps:spPr>
+                      <a:xfrm>
+                        <a:off x="0" y="0"/>
+                        <a:ext cx="2095500" cy="990600"/>
+                      </a:xfrm>
+                      <a:prstGeom prst="roundRect">
+                        <a:avLst/>
+                      </a:prstGeom>
+                      <a:solidFill>
+                        <a:srgbClr val="DBE4F0"/>
+                      </a:solidFill>
+                      <a:ln w="19050" cap="flat">
+                        <a:solidFill>
+                          <a:srgbClr val="33415C"/>
+                        </a:solidFill>
+                      </a:ln>
+                    </wps:spPr>
+                    <wps:txbx>
+                      <w:txbxContent>
+                        <w:p>
+                          <w:pPr>
+                            <w:spacing w:before="0" w:after="0" w:line="240" w:lineRule="auto"/>
+                            <w:jc w:val="center"/>
+                          </w:pPr>
+                          <w:r>
+                            <w:rPr>
+                              <w:b/>
+                              <w:color w:val="16202E"/>
+                              <w:sz w:val="20"/>
+                              <w:szCs w:val="20"/>
+                            </w:rPr>
+                            <w:t xml:space="preserve">DIT / Data Wrangler</w:t>
+                          </w:r>
+                        </w:p>
+                        <w:p>
+                          <w:pPr>
+                            <w:spacing w:before="0" w:after="0" w:line="240" w:lineRule="auto"/>
+                            <w:jc w:val="center"/>
+                          </w:pPr>
+                          <w:r>
+                            <w:rPr>
+                              <w:color w:val="16202E"/>
+                              <w:sz w:val="16"/>
+                              <w:szCs w:val="16"/>
+                            </w:rPr>
+                            <w:t xml:space="preserve">Loads cards at the cart.</w:t>
+                          </w:r>
+                        </w:p>
+                      </w:txbxContent>
+                    </wps:txbx>
+                    <wps:bodyPr rot="0" vertOverflow="overflow" horzOverflow="overflow" wrap="square" lIns="27432" tIns="18288" rIns="27432" bIns="18288" anchor="ctr" anchorCtr="1">
+                      <a:noAutofit/>
+                    </wps:bodyPr>
+                  </wps:wsp>
+                  <wps:wsp>
+                    <wps:cNvPr id="2010" name="grounding-S"/>
+                    <wps:cNvSpPr/>
+                    <wps:spPr>
+                      <a:xfrm>
+                        <a:off x="1876425" y="47625"/>
+                        <a:ext cx="171450" cy="171450"/>
+                      </a:xfrm>
+                      <a:prstGeom prst="ellipse">
+                        <a:avLst/>
+                      </a:prstGeom>
+                      <a:solidFill>
+                        <a:srgbClr val="2F6B4F"/>
+                      </a:solidFill>
+                      <a:ln w="12700" cap="flat">
+                        <a:solidFill>
+                          <a:srgbClr val="2F6B4F"/>
+                        </a:solidFill>
+                      </a:ln>
+                    </wps:spPr>
+                    <wps:txbx>
+                      <w:txbxContent>
+                        <w:p>
+                          <w:pPr>
+                            <w:spacing w:before="0" w:after="0" w:line="240" w:lineRule="auto"/>
+                            <w:jc w:val="center"/>
+                          </w:pPr>
+                          <w:r>
+                            <w:rPr>
+                              <w:b/>
+                              <w:color w:val="FFFFFF"/>
+                              <w:sz w:val="14"/>
+                              <w:szCs w:val="14"/>
+                            </w:rPr>
+                            <w:t xml:space="preserve">S</w:t>
+                          </w:r>
+                        </w:p>
+                      </w:txbxContent>
+                    </wps:txbx>
+                    <wps:bodyPr rot="0" vertOverflow="overflow" horzOverflow="overflow" wrap="none" lIns="0" tIns="0" rIns="0" bIns="0" anchor="ctr" anchorCtr="1">
+                      <a:noAutofit/>
+                    </wps:bodyPr>
+                  </wps:wsp>
+                  <wps:wsp>
+                    <wps:cNvPr id="2011" name="s_mam"/>
+                    <wps:cNvSpPr/>
+                    <wps:spPr>
+                      <a:xfrm>
+                        <a:off x="9144000" y="1428750"/>
+                        <a:ext cx="2095500" cy="990600"/>
+                      </a:xfrm>
+                      <a:prstGeom prst="roundRect">
+                        <a:avLst/>
+                      </a:prstGeom>
+                      <a:solidFill>
+                        <a:srgbClr val="E4E4E4"/>
+                      </a:solidFill>
+                      <a:ln w="19050" cap="flat">
+                        <a:solidFill>
+                          <a:srgbClr val="33415C"/>
+                        </a:solidFill>
+                      </a:ln>
+                    </wps:spPr>
+                    <wps:txbx>
+                      <w:txbxContent>
+                        <w:p>
+                          <w:pPr>
+                            <w:spacing w:before="0" w:after="0" w:line="240" w:lineRule="auto"/>
+                            <w:jc w:val="center"/>
+                          </w:pPr>
+                          <w:r>
+                            <w:rPr>
+                              <w:b/>
+                              <w:color w:val="16202E"/>
+                              <w:sz w:val="20"/>
+                              <w:szCs w:val="20"/>
+                            </w:rPr>
+                            <w:t xml:space="preserve">Existing MAM</w:t>
+                          </w:r>
+                        </w:p>
+                        <w:p>
+                          <w:pPr>
+                            <w:spacing w:before="0" w:after="0" w:line="240" w:lineRule="auto"/>
+                            <w:jc w:val="center"/>
+                          </w:pPr>
+                          <w:r>
+                            <w:rPr>
+                              <w:color w:val="16202E"/>
+                              <w:sz w:val="16"/>
+                              <w:szCs w:val="16"/>
+                            </w:rPr>
+                            <w:t xml:space="preserve">Incumbent asset manager;</w:t>
+                          </w:r>
+                        </w:p>
+                        <w:p>
+                          <w:pPr>
+                            <w:spacing w:before="0" w:after="0" w:line="240" w:lineRule="auto"/>
+                            <w:jc w:val="center"/>
+                          </w:pPr>
+                          <w:r>
+                            <w:rPr>
+                              <w:color w:val="16202E"/>
+                              <w:sz w:val="16"/>
+                              <w:szCs w:val="16"/>
+                            </w:rPr>
+                            <w:t xml:space="preserve">not being replaced.</w:t>
+                          </w:r>
+                        </w:p>
+                      </w:txbxContent>
+                    </wps:txbx>
+                    <wps:bodyPr rot="0" vertOverflow="overflow" horzOverflow="overflow" wrap="square" lIns="27432" tIns="18288" rIns="27432" bIns="18288" anchor="ctr" anchorCtr="1">
+                      <a:noAutofit/>
+                    </wps:bodyPr>
+                  </wps:wsp>
+                  <wps:wsp>
+                    <wps:cNvPr id="2012" name="grounding-E"/>
+                    <wps:cNvSpPr/>
+                    <wps:spPr>
+                      <a:xfrm>
+                        <a:off x="11020425" y="1476375"/>
+                        <a:ext cx="171450" cy="171450"/>
+                      </a:xfrm>
+                      <a:prstGeom prst="ellipse">
+                        <a:avLst/>
+                      </a:prstGeom>
+                      <a:solidFill>
+                        <a:srgbClr val="5A5A5A"/>
+                      </a:solidFill>
+                      <a:ln w="12700" cap="flat">
+                        <a:solidFill>
+                          <a:srgbClr val="5A5A5A"/>
+                        </a:solidFill>
+                      </a:ln>
+                    </wps:spPr>
+                    <wps:txbx>
+                      <w:txbxContent>
+                        <w:p>
+                          <w:pPr>
+                            <w:spacing w:before="0" w:after="0" w:line="240" w:lineRule="auto"/>
+                            <w:jc w:val="center"/>
+                          </w:pPr>
+                          <w:r>
+                            <w:rPr>
+                              <w:b/>
+                              <w:color w:val="FFFFFF"/>
+                              <w:sz w:val="14"/>
+                              <w:szCs w:val="14"/>
+                            </w:rPr>
+                            <w:t xml:space="preserve">E</w:t>
+                          </w:r>
+                        </w:p>
+                      </w:txbxContent>
+                    </wps:txbx>
+                    <wps:bodyPr rot="0" vertOverflow="overflow" horzOverflow="overflow" wrap="none" lIns="0" tIns="0" rIns="0" bIns="0" anchor="ctr" anchorCtr="1">
+                      <a:noAutofit/>
+                    </wps:bodyPr>
+                  </wps:wsp>
+                  <wps:wsp>
+                    <wps:cNvPr id="2013" name="c_edge"/>
+                    <wps:cNvSpPr/>
+                    <wps:spPr>
+                      <a:xfrm>
+                        <a:off x="3048000" y="1428750"/>
+                        <a:ext cx="2095500" cy="990600"/>
+                      </a:xfrm>
+                      <a:prstGeom prst="roundRect">
+                        <a:avLst/>
+                      </a:prstGeom>
+                      <a:solidFill>
+                        <a:srgbClr val="CFE3D8"/>
+                      </a:solidFill>
+                      <a:ln w="19050" cap="flat">
+                        <a:solidFill>
+                          <a:srgbClr val="33415C"/>
+                        </a:solidFill>
+                      </a:ln>
+                    </wps:spPr>
+                    <wps:txbx>
+                      <w:txbxContent>
+                        <w:p>
+                          <w:pPr>
+                            <w:spacing w:before="0" w:after="0" w:line="240" w:lineRule="auto"/>
+                            <w:jc w:val="center"/>
+                          </w:pPr>
+                          <w:r>
+                            <w:rPr>
+                              <w:b/>
+                              <w:color w:val="16202E"/>
+                              <w:sz w:val="20"/>
+                              <w:szCs w:val="20"/>
+                            </w:rPr>
+                            <w:t xml:space="preserve">Edge Tier</w:t>
+                          </w:r>
+                        </w:p>
+                        <w:p>
+                          <w:pPr>
+                            <w:spacing w:before="0" w:after="0" w:line="240" w:lineRule="auto"/>
+                            <w:jc w:val="center"/>
+                          </w:pPr>
+                          <w:r>
+                            <w:rPr>
+                              <w:i/>
+                              <w:color w:val="16202E"/>
+                              <w:sz w:val="16"/>
+                              <w:szCs w:val="16"/>
+                            </w:rPr>
+                            <w:t xml:space="preserve">[WAF + managed load balancer]</w:t>
+                          </w:r>
+                        </w:p>
+                        <w:p>
+                          <w:pPr>
+                            <w:spacing w:before="0" w:after="0" w:line="240" w:lineRule="auto"/>
+                            <w:jc w:val="center"/>
+                          </w:pPr>
+                          <w:r>
+                            <w:rPr>
+                              <w:color w:val="16202E"/>
+                              <w:sz w:val="16"/>
+                              <w:szCs w:val="16"/>
+                            </w:rPr>
+                            <w:t xml:space="preserve">Mandated termination point</w:t>
+                          </w:r>
+                        </w:p>
+                        <w:p>
+                          <w:pPr>
+                            <w:spacing w:before="0" w:after="0" w:line="240" w:lineRule="auto"/>
+                            <w:jc w:val="center"/>
+                          </w:pPr>
+                          <w:r>
+                            <w:rPr>
+                              <w:color w:val="16202E"/>
+                              <w:sz w:val="16"/>
+                              <w:szCs w:val="16"/>
+                            </w:rPr>
+                            <w:t xml:space="preserve">for external traffic.</w:t>
+                          </w:r>
+                        </w:p>
+                      </w:txbxContent>
+                    </wps:txbx>
+                    <wps:bodyPr rot="0" vertOverflow="overflow" horzOverflow="overflow" wrap="square" lIns="27432" tIns="18288" rIns="27432" bIns="18288" anchor="ctr" anchorCtr="1">
+                      <a:noAutofit/>
+                    </wps:bodyPr>
+                  </wps:wsp>
+                  <wps:wsp>
+                    <wps:cNvPr id="2014" name="grounding-T"/>
+                    <wps:cNvSpPr/>
+                    <wps:spPr>
+                      <a:xfrm>
+                        <a:off x="4924425" y="1476375"/>
+                        <a:ext cx="171450" cy="171450"/>
+                      </a:xfrm>
+                      <a:prstGeom prst="ellipse">
+                        <a:avLst/>
+                      </a:prstGeom>
+                      <a:solidFill>
+                        <a:srgbClr val="6B5A2F"/>
+                      </a:solidFill>
+                      <a:ln w="12700" cap="flat">
+                        <a:solidFill>
+                          <a:srgbClr val="6B5A2F"/>
+                        </a:solidFill>
+                      </a:ln>
+                    </wps:spPr>
+                    <wps:txbx>
+                      <w:txbxContent>
+                        <w:p>
+                          <w:pPr>
+                            <w:spacing w:before="0" w:after="0" w:line="240" w:lineRule="auto"/>
+                            <w:jc w:val="center"/>
+                          </w:pPr>
+                          <w:r>
+                            <w:rPr>
+                              <w:b/>
+                              <w:color w:val="FFFFFF"/>
+                              <w:sz w:val="14"/>
+                              <w:szCs w:val="14"/>
+                            </w:rPr>
+                            <w:t xml:space="preserve">T</w:t>
+                          </w:r>
+                        </w:p>
+                      </w:txbxContent>
+                    </wps:txbx>
+                    <wps:bodyPr rot="0" vertOverflow="overflow" horzOverflow="overflow" wrap="none" lIns="0" tIns="0" rIns="0" bIns="0" anchor="ctr" anchorCtr="1">
+                      <a:noAutofit/>
+                    </wps:bodyPr>
+                  </wps:wsp>
+                  <wps:wsp>
+                    <wps:cNvPr id="2015" name="c_api"/>
+                    <wps:cNvSpPr/>
+                    <wps:spPr>
+                      <a:xfrm>
+                        <a:off x="3048000" y="2857500"/>
+                        <a:ext cx="2095500" cy="990600"/>
+                      </a:xfrm>
+                      <a:prstGeom prst="roundRect">
+                        <a:avLst/>
+                      </a:prstGeom>
+                      <a:solidFill>
+                        <a:srgbClr val="CFE3D8"/>
+                      </a:solidFill>
+                      <a:ln w="19050" cap="flat">
+                        <a:solidFill>
+                          <a:srgbClr val="33415C"/>
+                        </a:solidFill>
+                      </a:ln>
+                    </wps:spPr>
+                    <wps:txbx>
+                      <w:txbxContent>
+                        <w:p>
+                          <w:pPr>
+                            <w:spacing w:before="0" w:after="0" w:line="240" w:lineRule="auto"/>
+                            <w:jc w:val="center"/>
+                          </w:pPr>
+                          <w:r>
+                            <w:rPr>
+                              <w:b/>
+                              <w:color w:val="16202E"/>
+                              <w:sz w:val="20"/>
+                              <w:szCs w:val="20"/>
+                            </w:rPr>
+                            <w:t xml:space="preserve">Ingest API</w:t>
+                          </w:r>
+                        </w:p>
+                        <w:p>
+                          <w:pPr>
+                            <w:spacing w:before="0" w:after="0" w:line="240" w:lineRule="auto"/>
+                            <w:jc w:val="center"/>
+                          </w:pPr>
+                          <w:r>
+                            <w:rPr>
+                              <w:i/>
+                              <w:color w:val="16202E"/>
+                              <w:sz w:val="16"/>
+                              <w:szCs w:val="16"/>
+                            </w:rPr>
+                            <w:t xml:space="preserve">[Python 3.11 / FastAPI]</w:t>
+                          </w:r>
+                        </w:p>
+                        <w:p>
+                          <w:pPr>
+                            <w:spacing w:before="0" w:after="0" w:line="240" w:lineRule="auto"/>
+                            <w:jc w:val="center"/>
+                          </w:pPr>
+                          <w:r>
+                            <w:rPr>
+                              <w:color w:val="16202E"/>
+                              <w:sz w:val="16"/>
+                              <w:szCs w:val="16"/>
+                            </w:rPr>
+                            <w:t xml:space="preserve">Accepts card submissions</w:t>
+                          </w:r>
+                        </w:p>
+                        <w:p>
+                          <w:pPr>
+                            <w:spacing w:before="0" w:after="0" w:line="240" w:lineRule="auto"/>
+                            <w:jc w:val="center"/>
+                          </w:pPr>
+                          <w:r>
+                            <w:rPr>
+                              <w:color w:val="16202E"/>
+                              <w:sz w:val="16"/>
+                              <w:szCs w:val="16"/>
+                            </w:rPr>
+                            <w:t xml:space="preserve">without operator</w:t>
+                          </w:r>
+                        </w:p>
+                        <w:p>
+                          <w:pPr>
+                            <w:spacing w:before="0" w:after="0" w:line="240" w:lineRule="auto"/>
+                            <w:jc w:val="center"/>
+                          </w:pPr>
+                          <w:r>
+                            <w:rPr>
+                              <w:color w:val="16202E"/>
+                              <w:sz w:val="16"/>
+                              <w:szCs w:val="16"/>
+                            </w:rPr>
+                            <w:t xml:space="preserve">interaction.</w:t>
+                          </w:r>
+                        </w:p>
+                      </w:txbxContent>
+                    </wps:txbx>
+                    <wps:bodyPr rot="0" vertOverflow="overflow" horzOverflow="overflow" wrap="square" lIns="27432" tIns="18288" rIns="27432" bIns="18288" anchor="ctr" anchorCtr="1">
+                      <a:noAutofit/>
+                    </wps:bodyPr>
+                  </wps:wsp>
+                  <wps:wsp>
+                    <wps:cNvPr id="2016" name="grounding-S"/>
+                    <wps:cNvSpPr/>
+                    <wps:spPr>
+                      <a:xfrm>
+                        <a:off x="4924425" y="2905125"/>
+                        <a:ext cx="171450" cy="171450"/>
+                      </a:xfrm>
+                      <a:prstGeom prst="ellipse">
+                        <a:avLst/>
+                      </a:prstGeom>
+                      <a:solidFill>
+                        <a:srgbClr val="2F6B4F"/>
+                      </a:solidFill>
+                      <a:ln w="12700" cap="flat">
+                        <a:solidFill>
+                          <a:srgbClr val="2F6B4F"/>
+                        </a:solidFill>
+                      </a:ln>
+                    </wps:spPr>
+                    <wps:txbx>
+                      <w:txbxContent>
+                        <w:p>
+                          <w:pPr>
+                            <w:spacing w:before="0" w:after="0" w:line="240" w:lineRule="auto"/>
+                            <w:jc w:val="center"/>
+                          </w:pPr>
+                          <w:r>
+                            <w:rPr>
+                              <w:b/>
+                              <w:color w:val="FFFFFF"/>
+                              <w:sz w:val="14"/>
+                              <w:szCs w:val="14"/>
+                            </w:rPr>
+                            <w:t xml:space="preserve">S</w:t>
+                          </w:r>
+                        </w:p>
+                      </w:txbxContent>
+                    </wps:txbx>
+                    <wps:bodyPr rot="0" vertOverflow="overflow" horzOverflow="overflow" wrap="none" lIns="0" tIns="0" rIns="0" bIns="0" anchor="ctr" anchorCtr="1">
+                      <a:noAutofit/>
+                    </wps:bodyPr>
+                  </wps:wsp>
+                  <wps:wsp>
+                    <wps:cNvPr id="2017" name="c_queue"/>
+                    <wps:cNvSpPr/>
+                    <wps:spPr>
+                      <a:xfrm>
+                        <a:off x="6096000" y="2857500"/>
+                        <a:ext cx="2095500" cy="990600"/>
+                      </a:xfrm>
+                      <a:prstGeom prst="roundRect">
+                        <a:avLst/>
+                      </a:prstGeom>
+                      <a:solidFill>
+                        <a:srgbClr val="CFE3D8"/>
+                      </a:solidFill>
+                      <a:ln w="19050" cap="flat">
+                        <a:solidFill>
+                          <a:srgbClr val="33415C"/>
+                        </a:solidFill>
+                      </a:ln>
+                    </wps:spPr>
+                    <wps:txbx>
+                      <w:txbxContent>
+                        <w:p>
+                          <w:pPr>
+                            <w:spacing w:before="0" w:after="0" w:line="240" w:lineRule="auto"/>
+                            <w:jc w:val="center"/>
+                          </w:pPr>
+                          <w:r>
+                            <w:rPr>
+                              <w:b/>
+                              <w:color w:val="16202E"/>
+                              <w:sz w:val="20"/>
+                              <w:szCs w:val="20"/>
+                            </w:rPr>
+                            <w:t xml:space="preserve">Replay Buffer</w:t>
+                          </w:r>
+                        </w:p>
+                        <w:p>
+                          <w:pPr>
+                            <w:spacing w:before="0" w:after="0" w:line="240" w:lineRule="auto"/>
+                            <w:jc w:val="center"/>
+                          </w:pPr>
+                          <w:r>
+                            <w:rPr>
+                              <w:i/>
+                              <w:color w:val="16202E"/>
+                              <w:sz w:val="16"/>
+                              <w:szCs w:val="16"/>
+                            </w:rPr>
+                            <w:t xml:space="preserve">[Kafka]</w:t>
+                          </w:r>
+                        </w:p>
+                        <w:p>
+                          <w:pPr>
+                            <w:spacing w:before="0" w:after="0" w:line="240" w:lineRule="auto"/>
+                            <w:jc w:val="center"/>
+                          </w:pPr>
+                          <w:r>
+                            <w:rPr>
+                              <w:color w:val="16202E"/>
+                              <w:sz w:val="16"/>
+                              <w:szCs w:val="16"/>
+                            </w:rPr>
+                            <w:t xml:space="preserve">Durable event log enabling</w:t>
+                          </w:r>
+                        </w:p>
+                        <w:p>
+                          <w:pPr>
+                            <w:spacing w:before="0" w:after="0" w:line="240" w:lineRule="auto"/>
+                            <w:jc w:val="center"/>
+                          </w:pPr>
+                          <w:r>
+                            <w:rPr>
+                              <w:color w:val="16202E"/>
+                              <w:sz w:val="16"/>
+                              <w:szCs w:val="16"/>
+                            </w:rPr>
+                            <w:t xml:space="preserve">replay after an outage.</w:t>
+                          </w:r>
+                        </w:p>
+                      </w:txbxContent>
+                    </wps:txbx>
+                    <wps:bodyPr rot="0" vertOverflow="overflow" horzOverflow="overflow" wrap="square" lIns="27432" tIns="18288" rIns="27432" bIns="18288" anchor="ctr" anchorCtr="1">
+                      <a:noAutofit/>
+                    </wps:bodyPr>
+                  </wps:wsp>
+                  <wps:wsp>
+                    <wps:cNvPr id="2018" name="grounding-S"/>
+                    <wps:cNvSpPr/>
+                    <wps:spPr>
+                      <a:xfrm>
+                        <a:off x="7972425" y="2905125"/>
+                        <a:ext cx="171450" cy="171450"/>
+                      </a:xfrm>
+                      <a:prstGeom prst="ellipse">
+                        <a:avLst/>
+                      </a:prstGeom>
+                      <a:solidFill>
+                        <a:srgbClr val="2F6B4F"/>
+                      </a:solidFill>
+                      <a:ln w="12700" cap="flat">
+                        <a:solidFill>
+                          <a:srgbClr val="2F6B4F"/>
+                        </a:solidFill>
+                      </a:ln>
+                    </wps:spPr>
+                    <wps:txbx>
+                      <w:txbxContent>
+                        <w:p>
+                          <w:pPr>
+                            <w:spacing w:before="0" w:after="0" w:line="240" w:lineRule="auto"/>
+                            <w:jc w:val="center"/>
+                          </w:pPr>
+                          <w:r>
+                            <w:rPr>
+                              <w:b/>
+                              <w:color w:val="FFFFFF"/>
+                              <w:sz w:val="14"/>
+                              <w:szCs w:val="14"/>
+                            </w:rPr>
+                            <w:t xml:space="preserve">S</w:t>
+                          </w:r>
+                        </w:p>
+                      </w:txbxContent>
+                    </wps:txbx>
+                    <wps:bodyPr rot="0" vertOverflow="overflow" horzOverflow="overflow" wrap="none" lIns="0" tIns="0" rIns="0" bIns="0" anchor="ctr" anchorCtr="1">
+                      <a:noAutofit/>
+                    </wps:bodyPr>
+                  </wps:wsp>
+                  <wps:wsp>
+                    <wps:cNvPr id="2019" name="c_worker"/>
+                    <wps:cNvSpPr/>
+                    <wps:spPr>
+                      <a:xfrm>
+                        <a:off x="6096000" y="4286250"/>
+                        <a:ext cx="2095500" cy="990600"/>
+                      </a:xfrm>
+                      <a:prstGeom prst="roundRect">
+                        <a:avLst/>
+                      </a:prstGeom>
+                      <a:solidFill>
+                        <a:srgbClr val="CFE3D8"/>
+                      </a:solidFill>
+                      <a:ln w="19050" cap="flat">
+                        <a:solidFill>
+                          <a:srgbClr val="33415C"/>
+                        </a:solidFill>
+                      </a:ln>
+                    </wps:spPr>
+                    <wps:txbx>
+                      <w:txbxContent>
+                        <w:p>
+                          <w:pPr>
+                            <w:spacing w:before="0" w:after="0" w:line="240" w:lineRule="auto"/>
+                            <w:jc w:val="center"/>
+                          </w:pPr>
+                          <w:r>
+                            <w:rPr>
+                              <w:b/>
+                              <w:color w:val="16202E"/>
+                              <w:sz w:val="20"/>
+                              <w:szCs w:val="20"/>
+                            </w:rPr>
+                            <w:t xml:space="preserve">Handoff Worker</w:t>
+                          </w:r>
+                        </w:p>
+                        <w:p>
+                          <w:pPr>
+                            <w:spacing w:before="0" w:after="0" w:line="240" w:lineRule="auto"/>
+                            <w:jc w:val="center"/>
+                          </w:pPr>
+                          <w:r>
+                            <w:rPr>
+                              <w:i/>
+                              <w:color w:val="16202E"/>
+                              <w:sz w:val="16"/>
+                              <w:szCs w:val="16"/>
+                            </w:rPr>
+                            <w:t xml:space="preserve">[Python]</w:t>
+                          </w:r>
+                        </w:p>
+                        <w:p>
+                          <w:pPr>
+                            <w:spacing w:before="0" w:after="0" w:line="240" w:lineRule="auto"/>
+                            <w:jc w:val="center"/>
+                          </w:pPr>
+                          <w:r>
+                            <w:rPr>
+                              <w:color w:val="16202E"/>
+                              <w:sz w:val="16"/>
+                              <w:szCs w:val="16"/>
+                            </w:rPr>
+                            <w:t xml:space="preserve">Drains the buffer into the</w:t>
+                          </w:r>
+                        </w:p>
+                        <w:p>
+                          <w:pPr>
+                            <w:spacing w:before="0" w:after="0" w:line="240" w:lineRule="auto"/>
+                            <w:jc w:val="center"/>
+                          </w:pPr>
+                          <w:r>
+                            <w:rPr>
+                              <w:color w:val="16202E"/>
+                              <w:sz w:val="16"/>
+                              <w:szCs w:val="16"/>
+                            </w:rPr>
+                            <w:t xml:space="preserve">MAM.</w:t>
+                          </w:r>
+                        </w:p>
+                      </w:txbxContent>
+                    </wps:txbx>
+                    <wps:bodyPr rot="0" vertOverflow="overflow" horzOverflow="overflow" wrap="square" lIns="27432" tIns="18288" rIns="27432" bIns="18288" anchor="ctr" anchorCtr="1">
+                      <a:noAutofit/>
+                    </wps:bodyPr>
+                  </wps:wsp>
+                  <wps:wsp>
+                    <wps:cNvPr id="2020" name="grounding-D"/>
+                    <wps:cNvSpPr/>
+                    <wps:spPr>
+                      <a:xfrm>
+                        <a:off x="7972425" y="4333875"/>
+                        <a:ext cx="171450" cy="171450"/>
+                      </a:xfrm>
+                      <a:prstGeom prst="ellipse">
+                        <a:avLst/>
+                      </a:prstGeom>
+                      <a:solidFill>
+                        <a:srgbClr val="3B5A7A"/>
+                      </a:solidFill>
+                      <a:ln w="12700" cap="flat">
+                        <a:solidFill>
+                          <a:srgbClr val="3B5A7A"/>
+                        </a:solidFill>
+                      </a:ln>
+                    </wps:spPr>
+                    <wps:txbx>
+                      <w:txbxContent>
+                        <w:p>
+                          <w:pPr>
+                            <w:spacing w:before="0" w:after="0" w:line="240" w:lineRule="auto"/>
+                            <w:jc w:val="center"/>
+                          </w:pPr>
+                          <w:r>
+                            <w:rPr>
+                              <w:b/>
+                              <w:color w:val="FFFFFF"/>
+                              <w:sz w:val="14"/>
+                              <w:szCs w:val="14"/>
+                            </w:rPr>
+                            <w:t xml:space="preserve">D</w:t>
+                          </w:r>
+                        </w:p>
+                      </w:txbxContent>
+                    </wps:txbx>
+                    <wps:bodyPr rot="0" vertOverflow="overflow" horzOverflow="overflow" wrap="none" lIns="0" tIns="0" rIns="0" bIns="0" anchor="ctr" anchorCtr="1">
+                      <a:noAutofit/>
+                    </wps:bodyPr>
+                  </wps:wsp>
+                  <wps:wsp>
+                    <wps:cNvPr id="2021" name="c_audit"/>
+                    <wps:cNvSpPr/>
+                    <wps:spPr>
+                      <a:xfrm>
+                        <a:off x="3048000" y="4286250"/>
+                        <a:ext cx="2095500" cy="990600"/>
+                      </a:xfrm>
+                      <a:prstGeom prst="roundRect">
+                        <a:avLst/>
+                      </a:prstGeom>
+                      <a:solidFill>
+                        <a:srgbClr val="CFE3D8"/>
+                      </a:solidFill>
+                      <a:ln w="19050" cap="flat">
+                        <a:solidFill>
+                          <a:srgbClr val="33415C"/>
+                        </a:solidFill>
+                      </a:ln>
+                    </wps:spPr>
+                    <wps:txbx>
+                      <w:txbxContent>
+                        <w:p>
+                          <w:pPr>
+                            <w:spacing w:before="0" w:after="0" w:line="240" w:lineRule="auto"/>
+                            <w:jc w:val="center"/>
+                          </w:pPr>
+                          <w:r>
+                            <w:rPr>
+                              <w:b/>
+                              <w:color w:val="16202E"/>
+                              <w:sz w:val="20"/>
+                              <w:szCs w:val="20"/>
+                            </w:rPr>
+                            <w:t xml:space="preserve">Audit Ledger</w:t>
+                          </w:r>
+                        </w:p>
+                        <w:p>
+                          <w:pPr>
+                            <w:spacing w:before="0" w:after="0" w:line="240" w:lineRule="auto"/>
+                            <w:jc w:val="center"/>
+                          </w:pPr>
+                          <w:r>
+                            <w:rPr>
+                              <w:i/>
+                              <w:color w:val="16202E"/>
+                              <w:sz w:val="16"/>
+                              <w:szCs w:val="16"/>
+                            </w:rPr>
+                            <w:t xml:space="preserve">[PostgreSQL, append-only]</w:t>
+                          </w:r>
+                        </w:p>
+                        <w:p>
+                          <w:pPr>
+                            <w:spacing w:before="0" w:after="0" w:line="240" w:lineRule="auto"/>
+                            <w:jc w:val="center"/>
+                          </w:pPr>
+                          <w:r>
+                            <w:rPr>
+                              <w:color w:val="16202E"/>
+                              <w:sz w:val="16"/>
+                              <w:szCs w:val="16"/>
+                            </w:rPr>
+                            <w:t xml:space="preserve">Durable record of every</w:t>
+                          </w:r>
+                        </w:p>
+                        <w:p>
+                          <w:pPr>
+                            <w:spacing w:before="0" w:after="0" w:line="240" w:lineRule="auto"/>
+                            <w:jc w:val="center"/>
+                          </w:pPr>
+                          <w:r>
+                            <w:rPr>
+                              <w:color w:val="16202E"/>
+                              <w:sz w:val="16"/>
+                              <w:szCs w:val="16"/>
+                            </w:rPr>
+                            <w:t xml:space="preserve">asset movement.</w:t>
+                          </w:r>
+                        </w:p>
+                      </w:txbxContent>
+                    </wps:txbx>
+                    <wps:bodyPr rot="0" vertOverflow="overflow" horzOverflow="overflow" wrap="square" lIns="27432" tIns="18288" rIns="27432" bIns="18288" anchor="ctr" anchorCtr="1">
+                      <a:noAutofit/>
+                    </wps:bodyPr>
+                  </wps:wsp>
+                  <wps:wsp>
+                    <wps:cNvPr id="2022" name="grounding-S"/>
+                    <wps:cNvSpPr/>
+                    <wps:spPr>
+                      <a:xfrm>
+                        <a:off x="4924425" y="4333875"/>
+                        <a:ext cx="171450" cy="171450"/>
+                      </a:xfrm>
+                      <a:prstGeom prst="ellipse">
+                        <a:avLst/>
+                      </a:prstGeom>
+                      <a:solidFill>
+                        <a:srgbClr val="2F6B4F"/>
+                      </a:solidFill>
+                      <a:ln w="12700" cap="flat">
+                        <a:solidFill>
+                          <a:srgbClr val="2F6B4F"/>
+                        </a:solidFill>
+                      </a:ln>
+                    </wps:spPr>
+                    <wps:txbx>
+                      <w:txbxContent>
+                        <w:p>
+                          <w:pPr>
+                            <w:spacing w:before="0" w:after="0" w:line="240" w:lineRule="auto"/>
+                            <w:jc w:val="center"/>
+                          </w:pPr>
+                          <w:r>
+                            <w:rPr>
+                              <w:b/>
+                              <w:color w:val="FFFFFF"/>
+                              <w:sz w:val="14"/>
+                              <w:szCs w:val="14"/>
+                            </w:rPr>
+                            <w:t xml:space="preserve">S</w:t>
+                          </w:r>
+                        </w:p>
+                      </w:txbxContent>
+                    </wps:txbx>
+                    <wps:bodyPr rot="0" vertOverflow="overflow" horzOverflow="overflow" wrap="none" lIns="0" tIns="0" rIns="0" bIns="0" anchor="ctr" anchorCtr="1">
+                      <a:noAutofit/>
+                    </wps:bodyPr>
+                  </wps:wsp>
+                  <wps:wsp>
+                    <wps:cNvPr id="2023" name="c_telemetry"/>
+                    <wps:cNvSpPr/>
+                    <wps:spPr>
+                      <a:xfrm>
+                        <a:off x="0" y="4286250"/>
+                        <a:ext cx="2095500" cy="990600"/>
+                      </a:xfrm>
+                      <a:prstGeom prst="roundRect">
+                        <a:avLst/>
+                      </a:prstGeom>
+                      <a:solidFill>
+                        <a:srgbClr val="CFE3D8"/>
+                      </a:solidFill>
+                      <a:ln w="19050" cap="flat">
+                        <a:solidFill>
+                          <a:srgbClr val="33415C"/>
+                        </a:solidFill>
+                      </a:ln>
+                    </wps:spPr>
+                    <wps:txbx>
+                      <w:txbxContent>
+                        <w:p>
+                          <w:pPr>
+                            <w:spacing w:before="0" w:after="0" w:line="240" w:lineRule="auto"/>
+                            <w:jc w:val="center"/>
+                          </w:pPr>
+                          <w:r>
+                            <w:rPr>
+                              <w:b/>
+                              <w:color w:val="16202E"/>
+                              <w:sz w:val="20"/>
+                              <w:szCs w:val="20"/>
+                            </w:rPr>
+                            <w:t xml:space="preserve">Telemetry Sidecar</w:t>
+                          </w:r>
+                        </w:p>
+                        <w:p>
+                          <w:pPr>
+                            <w:spacing w:before="0" w:after="0" w:line="240" w:lineRule="auto"/>
+                            <w:jc w:val="center"/>
+                          </w:pPr>
+                          <w:r>
+                            <w:rPr>
+                              <w:i/>
+                              <w:color w:val="16202E"/>
+                              <w:sz w:val="16"/>
+                              <w:szCs w:val="16"/>
+                            </w:rPr>
+                            <w:t xml:space="preserve">[OpenTelemetry collector]</w:t>
+                          </w:r>
+                        </w:p>
+                        <w:p>
+                          <w:pPr>
+                            <w:spacing w:before="0" w:after="0" w:line="240" w:lineRule="auto"/>
+                            <w:jc w:val="center"/>
+                          </w:pPr>
+                          <w:r>
+                            <w:rPr>
+                              <w:color w:val="16202E"/>
+                              <w:sz w:val="16"/>
+                              <w:szCs w:val="16"/>
+                            </w:rPr>
+                            <w:t xml:space="preserve">Emits to the central</w:t>
+                          </w:r>
+                        </w:p>
+                        <w:p>
+                          <w:pPr>
+                            <w:spacing w:before="0" w:after="0" w:line="240" w:lineRule="auto"/>
+                            <w:jc w:val="center"/>
+                          </w:pPr>
+                          <w:r>
+                            <w:rPr>
+                              <w:color w:val="16202E"/>
+                              <w:sz w:val="16"/>
+                              <w:szCs w:val="16"/>
+                            </w:rPr>
+                            <w:t xml:space="preserve">pipeline.</w:t>
+                          </w:r>
+                        </w:p>
+                      </w:txbxContent>
+                    </wps:txbx>
+                    <wps:bodyPr rot="0" vertOverflow="overflow" horzOverflow="overflow" wrap="square" lIns="27432" tIns="18288" rIns="27432" bIns="18288" anchor="ctr" anchorCtr="1">
+                      <a:noAutofit/>
+                    </wps:bodyPr>
+                  </wps:wsp>
+                  <wps:wsp>
+                    <wps:cNvPr id="2024" name="grounding-T"/>
+                    <wps:cNvSpPr/>
+                    <wps:spPr>
+                      <a:xfrm>
+                        <a:off x="1876425" y="4333875"/>
+                        <a:ext cx="171450" cy="171450"/>
+                      </a:xfrm>
+                      <a:prstGeom prst="ellipse">
+                        <a:avLst/>
+                      </a:prstGeom>
+                      <a:solidFill>
+                        <a:srgbClr val="6B5A2F"/>
+                      </a:solidFill>
+                      <a:ln w="12700" cap="flat">
+                        <a:solidFill>
+                          <a:srgbClr val="6B5A2F"/>
+                        </a:solidFill>
+                      </a:ln>
+                    </wps:spPr>
+                    <wps:txbx>
+                      <w:txbxContent>
+                        <w:p>
+                          <w:pPr>
+                            <w:spacing w:before="0" w:after="0" w:line="240" w:lineRule="auto"/>
+                            <w:jc w:val="center"/>
+                          </w:pPr>
+                          <w:r>
+                            <w:rPr>
+                              <w:b/>
+                              <w:color w:val="FFFFFF"/>
+                              <w:sz w:val="14"/>
+                              <w:szCs w:val="14"/>
+                            </w:rPr>
+                            <w:t xml:space="preserve">T</w:t>
+                          </w:r>
+                        </w:p>
+                      </w:txbxContent>
+                    </wps:txbx>
+                    <wps:bodyPr rot="0" vertOverflow="overflow" horzOverflow="overflow" wrap="none" lIns="0" tIns="0" rIns="0" bIns="0" anchor="ctr" anchorCtr="1">
+                      <a:noAutofit/>
+                    </wps:bodyPr>
+                  </wps:wsp>
+                  <wps:wsp>
+                    <wps:cNvPr id="2025" name="c_prefetch"/>
+                    <wps:cNvSpPr/>
+                    <wps:spPr>
+                      <a:xfrm>
+                        <a:off x="0" y="2857500"/>
+                        <a:ext cx="2095500" cy="990600"/>
+                      </a:xfrm>
+                      <a:prstGeom prst="roundRect">
+                        <a:avLst/>
+                      </a:prstGeom>
+                      <a:solidFill>
+                        <a:srgbClr val="CFE3D8"/>
+                      </a:solidFill>
+                      <a:ln w="19050" cap="flat">
+                        <a:solidFill>
+                          <a:srgbClr val="33415C"/>
+                        </a:solidFill>
+                      </a:ln>
+                    </wps:spPr>
+                    <wps:txbx>
+                      <w:txbxContent>
+                        <w:p>
+                          <w:pPr>
+                            <w:spacing w:before="0" w:after="0" w:line="240" w:lineRule="auto"/>
+                            <w:jc w:val="center"/>
+                          </w:pPr>
+                          <w:r>
+                            <w:rPr>
+                              <w:b/>
+                              <w:color w:val="16202E"/>
+                              <w:sz w:val="20"/>
+                              <w:szCs w:val="20"/>
+                            </w:rPr>
+                            <w:t xml:space="preserve">Prefetch Cache</w:t>
+                          </w:r>
+                        </w:p>
+                        <w:p>
+                          <w:pPr>
+                            <w:spacing w:before="0" w:after="0" w:line="240" w:lineRule="auto"/>
+                            <w:jc w:val="center"/>
+                          </w:pPr>
+                          <w:r>
+                            <w:rPr>
+                              <w:i/>
+                              <w:color w:val="16202E"/>
+                              <w:sz w:val="16"/>
+                              <w:szCs w:val="16"/>
+                            </w:rPr>
+                            <w:t xml:space="preserve">[Redis]</w:t>
+                          </w:r>
+                        </w:p>
+                        <w:p>
+                          <w:pPr>
+                            <w:spacing w:before="0" w:after="0" w:line="240" w:lineRule="auto"/>
+                            <w:jc w:val="center"/>
+                          </w:pPr>
+                          <w:r>
+                            <w:rPr>
+                              <w:color w:val="16202E"/>
+                              <w:sz w:val="16"/>
+                              <w:szCs w:val="16"/>
+                            </w:rPr>
+                            <w:t xml:space="preserve">Speculative: only needed</w:t>
+                          </w:r>
+                        </w:p>
+                        <w:p>
+                          <w:pPr>
+                            <w:spacing w:before="0" w:after="0" w:line="240" w:lineRule="auto"/>
+                            <w:jc w:val="center"/>
+                          </w:pPr>
+                          <w:r>
+                            <w:rPr>
+                              <w:color w:val="16202E"/>
+                              <w:sz w:val="16"/>
+                              <w:szCs w:val="16"/>
+                            </w:rPr>
+                            <w:t xml:space="preserve">if post requires</w:t>
+                          </w:r>
+                        </w:p>
+                        <w:p>
+                          <w:pPr>
+                            <w:spacing w:before="0" w:after="0" w:line="240" w:lineRule="auto"/>
+                            <w:jc w:val="center"/>
+                          </w:pPr>
+                          <w:r>
+                            <w:rPr>
+                              <w:color w:val="16202E"/>
+                              <w:sz w:val="16"/>
+                              <w:szCs w:val="16"/>
+                            </w:rPr>
+                            <w:t xml:space="preserve">sub-minute handoff.</w:t>
+                          </w:r>
+                        </w:p>
+                      </w:txbxContent>
+                    </wps:txbx>
+                    <wps:bodyPr rot="0" vertOverflow="overflow" horzOverflow="overflow" wrap="square" lIns="27432" tIns="18288" rIns="27432" bIns="18288" anchor="ctr" anchorCtr="1">
+                      <a:noAutofit/>
+                    </wps:bodyPr>
+                  </wps:wsp>
+                  <wps:wsp>
+                    <wps:cNvPr id="2026" name="grounding-A"/>
+                    <wps:cNvSpPr/>
+                    <wps:spPr>
+                      <a:xfrm>
+                        <a:off x="1876425" y="2905125"/>
+                        <a:ext cx="171450" cy="171450"/>
+                      </a:xfrm>
+                      <a:prstGeom prst="ellipse">
+                        <a:avLst/>
+                      </a:prstGeom>
+                      <a:solidFill>
+                        <a:srgbClr val="9A4B2F"/>
+                      </a:solidFill>
+                      <a:ln w="12700" cap="flat">
+                        <a:solidFill>
+                          <a:srgbClr val="9A4B2F"/>
+                        </a:solidFill>
+                      </a:ln>
+                    </wps:spPr>
+                    <wps:txbx>
+                      <w:txbxContent>
+                        <w:p>
+                          <w:pPr>
+                            <w:spacing w:before="0" w:after="0" w:line="240" w:lineRule="auto"/>
+                            <w:jc w:val="center"/>
+                          </w:pPr>
+                          <w:r>
+                            <w:rPr>
+                              <w:b/>
+                              <w:color w:val="FFFFFF"/>
+                              <w:sz w:val="14"/>
+                              <w:szCs w:val="14"/>
+                            </w:rPr>
+                            <w:t xml:space="preserve">A</w:t>
+                          </w:r>
+                        </w:p>
+                      </w:txbxContent>
+                    </wps:txbx>
+                    <wps:bodyPr rot="0" vertOverflow="overflow" horzOverflow="overflow" wrap="none" lIns="0" tIns="0" rIns="0" bIns="0" anchor="ctr" anchorCtr="1">
+                      <a:noAutofit/>
+                    </wps:bodyPr>
+                  </wps:wsp>
+                </wpg:wgp>
+              </a:graphicData>
+            </a:graphic>
+          </wp:inline>
+        </w:drawing>
+      </w:r>
+    </w:p>
+    <w:p>
+      <w:r>
+        <w:t xml:space="preserve">Grounding: S satisfies a confirmed requirement · D derived · T standard · E existing · A assumption. A view that is all S is the suspicious one.</w:t>
       </w:r>
     </w:p>
     <w:p>
